--- a/filesystem/ACTD/Ops/bid_award_512OWL.docx
+++ b/filesystem/ACTD/Ops/bid_award_512OWL.docx
@@ -26,7 +26,7 @@
         <w:rPr>
           <w:rFonts w:ascii="Calibri" w:hAnsi="Calibri" w:cs="Calibri"/>
           <w:b/>
-          <w:color w:val="B87333"/>
+          <w:color w:val="6B4A17"/>
           <w:sz w:val="22"/>
         </w:rPr>
         <w:t>Operations Division — Scheduling &amp; Runcutting</w:t>
